--- a/docs/Especificacion_Base_Maestra.docx
+++ b/docs/Especificacion_Base_Maestra.docx
@@ -724,7 +724,7 @@
               <w:rPr>
                 <w:sz w:val="19"/>
               </w:rPr>
-              <w:t>JOIN ZONA=ZONA. Trae REGION/DIVISION/RUTA e ID_COBRADOR (No. de Cobrador, distinto de ZONA)</w:t>
+              <w:t>JOIN: la ZONA de la base (col C) = No. de Cobrador (columna I) de ZONAS. Trae REGION/DIVISION/RUTA</w:t>
             </w:r>
           </w:p>
         </w:tc>
@@ -1257,7 +1257,7 @@
               <w:rPr>
                 <w:sz w:val="19"/>
               </w:rPr>
-              <w:t>ID_COBRADOR (No. de Cobrador) de ZONAS_ASIGNADAS, cruzado por ZONA</w:t>
+              <w:t>Se cruza la ZONA de la base contra el No. de Cobrador (columna I) de ZONAS_ASIGNADAS</w:t>
             </w:r>
           </w:p>
         </w:tc>

--- a/docs/Especificacion_Base_Maestra.docx
+++ b/docs/Especificacion_Base_Maestra.docx
@@ -724,7 +724,7 @@
               <w:rPr>
                 <w:sz w:val="19"/>
               </w:rPr>
-              <w:t>JOIN: la ZONA de la base (col C) = No. de Cobrador (columna I) de ZONAS. Trae REGION/DIVISION/RUTA</w:t>
+              <w:t>JOIN: ZONA (base) = ZONA (col A) de ZONAS. Se coloca el No. de Cobrador (col I) como ID_COBRADOR; trae REGION/DIVISION/RUTA</w:t>
             </w:r>
           </w:p>
         </w:tc>
@@ -1257,7 +1257,7 @@
               <w:rPr>
                 <w:sz w:val="19"/>
               </w:rPr>
-              <w:t>Se cruza la ZONA de la base contra el No. de Cobrador (columna I) de ZONAS_ASIGNADAS</w:t>
+              <w:t>Cruce ZONA (base) = ZONA (col A) de ZONAS_ASIGNADAS; se coloca el No. de Cobrador (col I)</w:t>
             </w:r>
           </w:p>
         </w:tc>
